--- a/Note tai lieu tham khao.docx
+++ b/Note tai lieu tham khao.docx
@@ -3,107 +3,46 @@
 <w:document xmlns:wpc="http://schemas.microsoft.com/office/word/2010/wordprocessingCanvas" xmlns:cx="http://schemas.microsoft.com/office/drawing/2014/chartex" xmlns:cx1="http://schemas.microsoft.com/office/drawing/2015/9/8/chartex" xmlns:cx2="http://schemas.microsoft.com/office/drawing/2015/10/21/chartex" xmlns:cx3="http://schemas.microsoft.com/office/drawing/2016/5/9/chartex" xmlns:cx4="http://schemas.microsoft.com/office/drawing/2016/5/10/chartex" xmlns:cx5="http://schemas.microsoft.com/office/drawing/2016/5/11/chartex" xmlns:cx6="http://schemas.microsoft.com/office/drawing/2016/5/12/chartex" xmlns:cx7="http://schemas.microsoft.com/office/drawing/2016/5/13/chartex" xmlns:cx8="http://schemas.microsoft.com/office/drawing/2016/5/14/chartex" xmlns:mc="http://schemas.openxmlformats.org/markup-compatibility/2006" xmlns:aink="http://schemas.microsoft.com/office/drawing/2016/ink" xmlns:am3d="http://schemas.microsoft.com/office/drawing/2017/model3d" xmlns:o="urn:schemas-microsoft-com:office:office" xmlns:oel="http://schemas.microsoft.com/office/2019/extlst" xmlns:r="http://schemas.openxmlformats.org/officeDocument/2006/relationships" xmlns:m="http://schemas.openxmlformats.org/officeDocument/2006/math" xmlns:v="urn:schemas-microsoft-com:vml" xmlns:wp14="http://schemas.microsoft.com/office/word/2010/wordprocessingDrawing" xmlns:wp="http://schemas.openxmlformats.org/drawingml/2006/wordprocessingDrawing" xmlns:w10="urn:schemas-microsoft-com:office:word" xmlns:w="http://schemas.openxmlformats.org/wordprocessingml/2006/main" xmlns:w14="http://schemas.microsoft.com/office/word/2010/wordml" xmlns:w15="http://schemas.microsoft.com/office/word/2012/wordml" xmlns:w16cex="http://schemas.microsoft.com/office/word/2018/wordml/cex" xmlns:w16cid="http://schemas.microsoft.com/office/word/2016/wordml/cid" xmlns:w16="http://schemas.microsoft.com/office/word/2018/wordml" xmlns:w16du="http://schemas.microsoft.com/office/word/2023/wordml/word16du" xmlns:w16sdtdh="http://schemas.microsoft.com/office/word/2020/wordml/sdtdatahash" xmlns:w16sdtfl="http://schemas.microsoft.com/office/word/2024/wordml/sdtformatlock" xmlns:w16se="http://schemas.microsoft.com/office/word/2015/wordml/symex" xmlns:wpg="http://schemas.microsoft.com/office/word/2010/wordprocessingGroup" xmlns:wpi="http://schemas.microsoft.com/office/word/2010/wordprocessingInk" xmlns:wne="http://schemas.microsoft.com/office/word/2006/wordml" xmlns:wps="http://schemas.microsoft.com/office/word/2010/wordprocessingShape" mc:Ignorable="w14 w15 w16se w16cid w16 w16cex w16sdtdh w16sdtfl w16du wp14">
   <w:body>
     <w:p>
+      <w:pPr>
+        <w:rPr>
+          <w:lang w:val="en-US"/>
+        </w:rPr>
+      </w:pPr>
       <w:r>
-        <w:t xml:space="preserve">FPGA </w:t>
+        <w:t xml:space="preserve">việc chọn hướng đi theo bài báo 2024 (LMS Adaptive Filter dùng DA) là một bước tiến lớn về kỹ thuật thiết kế vi mạch. Thay vì dùng các bộ nhân (Multipliers) tốn kém tài nguyên, bạn sẽ sử dụng </w:t>
       </w:r>
-      <w:proofErr w:type="spellStart"/>
       <w:r>
-        <w:t>Implementation</w:t>
+        <w:rPr>
+          <w:b/>
+          <w:bCs/>
+        </w:rPr>
+        <w:t>Distributed Arithmetic (DA)</w:t>
       </w:r>
-      <w:proofErr w:type="spellEnd"/>
       <w:r>
-        <w:t xml:space="preserve"> </w:t>
+        <w:t xml:space="preserve"> để tối ưu hóa diện tích và năng lượn</w:t>
       </w:r>
-      <w:proofErr w:type="spellStart"/>
       <w:r>
-        <w:t>of</w:t>
-      </w:r>
-      <w:proofErr w:type="spellEnd"/>
-      <w:r>
-        <w:t xml:space="preserve"> </w:t>
-      </w:r>
-      <w:proofErr w:type="spellStart"/>
-      <w:r>
-        <w:t>Median</w:t>
-      </w:r>
-      <w:proofErr w:type="spellEnd"/>
-      <w:r>
-        <w:t xml:space="preserve"> </w:t>
-      </w:r>
-      <w:proofErr w:type="spellStart"/>
-      <w:r>
-        <w:t>Filter</w:t>
-      </w:r>
-      <w:proofErr w:type="spellEnd"/>
-      <w:r>
-        <w:t xml:space="preserve"> </w:t>
-      </w:r>
-      <w:proofErr w:type="spellStart"/>
-      <w:r>
-        <w:t>using</w:t>
-      </w:r>
-      <w:proofErr w:type="spellEnd"/>
-      <w:r>
-        <w:t xml:space="preserve"> an</w:t>
+        <w:rPr>
+          <w:lang w:val="en-US"/>
+        </w:rPr>
+        <w:t>g</w:t>
       </w:r>
     </w:p>
     <w:p>
-      <w:proofErr w:type="spellStart"/>
+      <w:pPr>
+        <w:rPr>
+          <w:lang w:val="en-US"/>
+        </w:rPr>
+      </w:pPr>
       <w:r>
-        <w:t>Improved</w:t>
-      </w:r>
-      <w:proofErr w:type="spellEnd"/>
-      <w:r>
-        <w:t xml:space="preserve"> </w:t>
-      </w:r>
-      <w:proofErr w:type="spellStart"/>
-      <w:r>
-        <w:t>Algorithm</w:t>
-      </w:r>
-      <w:proofErr w:type="spellEnd"/>
-      <w:r>
-        <w:t xml:space="preserve"> </w:t>
-      </w:r>
-      <w:proofErr w:type="spellStart"/>
-      <w:r>
-        <w:t>for</w:t>
-      </w:r>
-      <w:proofErr w:type="spellEnd"/>
-      <w:r>
-        <w:t xml:space="preserve"> </w:t>
-      </w:r>
-      <w:proofErr w:type="spellStart"/>
-      <w:r>
-        <w:t>Image</w:t>
-      </w:r>
-      <w:proofErr w:type="spellEnd"/>
-      <w:r>
-        <w:t xml:space="preserve"> </w:t>
-      </w:r>
-      <w:proofErr w:type="spellStart"/>
-      <w:r>
-        <w:t>Processing</w:t>
-      </w:r>
-      <w:proofErr w:type="spellEnd"/>
-    </w:p>
-    <w:p>
-      <w:hyperlink r:id="rId4" w:history="1">
-        <w:r>
-          <w:rPr>
-            <w:rStyle w:val="Siuktni"/>
-          </w:rPr>
-          <w:t>https://drive.google.com/file/d/1xQi25hocnWs7nsV-jaU0ezkL4KlZrw_8/view?usp=drive_link</w:t>
-        </w:r>
-      </w:hyperlink>
-    </w:p>
-    <w:p/>
-    <w:p>
-      <w:r>
+        <w:rPr>
+          <w:lang w:val="en-US"/>
+        </w:rPr>
         <w:drawing>
-          <wp:inline distT="0" distB="0" distL="0" distR="0" wp14:anchorId="1E3233E4" wp14:editId="06BA9240">
-            <wp:extent cx="5731510" cy="4448175"/>
-            <wp:effectExtent l="0" t="0" r="2540" b="9525"/>
-            <wp:docPr id="1899568706" name="Hình ảnh 1"/>
+          <wp:inline distT="0" distB="0" distL="0" distR="0" wp14:anchorId="67E649FB" wp14:editId="4E442100">
+            <wp:extent cx="5731510" cy="1216025"/>
+            <wp:effectExtent l="0" t="0" r="2540" b="3175"/>
+            <wp:docPr id="1982468098" name="Hình ảnh 1"/>
             <wp:cNvGraphicFramePr>
               <a:graphicFrameLocks xmlns:a="http://schemas.openxmlformats.org/drawingml/2006/main" noChangeAspect="1"/>
             </wp:cNvGraphicFramePr>
@@ -111,7 +50,49 @@
               <a:graphicData uri="http://schemas.openxmlformats.org/drawingml/2006/picture">
                 <pic:pic xmlns:pic="http://schemas.openxmlformats.org/drawingml/2006/picture">
                   <pic:nvPicPr>
-                    <pic:cNvPr id="1899568706" name=""/>
+                    <pic:cNvPr id="1982468098" name=""/>
+                    <pic:cNvPicPr/>
+                  </pic:nvPicPr>
+                  <pic:blipFill>
+                    <a:blip r:embed="rId4"/>
+                    <a:stretch>
+                      <a:fillRect/>
+                    </a:stretch>
+                  </pic:blipFill>
+                  <pic:spPr>
+                    <a:xfrm>
+                      <a:off x="0" y="0"/>
+                      <a:ext cx="5731510" cy="1216025"/>
+                    </a:xfrm>
+                    <a:prstGeom prst="rect">
+                      <a:avLst/>
+                    </a:prstGeom>
+                  </pic:spPr>
+                </pic:pic>
+              </a:graphicData>
+            </a:graphic>
+          </wp:inline>
+        </w:drawing>
+      </w:r>
+    </w:p>
+    <w:p>
+      <w:r>
+        <w:rPr>
+          <w:lang w:val="en-US"/>
+        </w:rPr>
+        <w:drawing>
+          <wp:inline distT="0" distB="0" distL="0" distR="0" wp14:anchorId="312DBC33" wp14:editId="231B1DDE">
+            <wp:extent cx="5731510" cy="6088380"/>
+            <wp:effectExtent l="0" t="0" r="2540" b="7620"/>
+            <wp:docPr id="152559248" name="Hình ảnh 1"/>
+            <wp:cNvGraphicFramePr>
+              <a:graphicFrameLocks xmlns:a="http://schemas.openxmlformats.org/drawingml/2006/main" noChangeAspect="1"/>
+            </wp:cNvGraphicFramePr>
+            <a:graphic xmlns:a="http://schemas.openxmlformats.org/drawingml/2006/main">
+              <a:graphicData uri="http://schemas.openxmlformats.org/drawingml/2006/picture">
+                <pic:pic xmlns:pic="http://schemas.openxmlformats.org/drawingml/2006/picture">
+                  <pic:nvPicPr>
+                    <pic:cNvPr id="152559248" name=""/>
                     <pic:cNvPicPr/>
                   </pic:nvPicPr>
                   <pic:blipFill>
@@ -123,7 +104,768 @@
                   <pic:spPr>
                     <a:xfrm>
                       <a:off x="0" y="0"/>
-                      <a:ext cx="5731510" cy="4448175"/>
+                      <a:ext cx="5731510" cy="6088380"/>
+                    </a:xfrm>
+                    <a:prstGeom prst="rect">
+                      <a:avLst/>
+                    </a:prstGeom>
+                  </pic:spPr>
+                </pic:pic>
+              </a:graphicData>
+            </a:graphic>
+          </wp:inline>
+        </w:drawing>
+      </w:r>
+    </w:p>
+    <w:p>
+      <w:pPr>
+        <w:rPr>
+          <w:lang w:val="en-US"/>
+        </w:rPr>
+      </w:pPr>
+      <w:r>
+        <w:rPr>
+          <w:lang w:val="en-US"/>
+        </w:rPr>
+        <w:lastRenderedPageBreak/>
+        <w:drawing>
+          <wp:inline distT="0" distB="0" distL="0" distR="0" wp14:anchorId="15AE9FE6" wp14:editId="196D184D">
+            <wp:extent cx="5731510" cy="3759835"/>
+            <wp:effectExtent l="0" t="0" r="2540" b="0"/>
+            <wp:docPr id="881266017" name="Hình ảnh 1"/>
+            <wp:cNvGraphicFramePr>
+              <a:graphicFrameLocks xmlns:a="http://schemas.openxmlformats.org/drawingml/2006/main" noChangeAspect="1"/>
+            </wp:cNvGraphicFramePr>
+            <a:graphic xmlns:a="http://schemas.openxmlformats.org/drawingml/2006/main">
+              <a:graphicData uri="http://schemas.openxmlformats.org/drawingml/2006/picture">
+                <pic:pic xmlns:pic="http://schemas.openxmlformats.org/drawingml/2006/picture">
+                  <pic:nvPicPr>
+                    <pic:cNvPr id="881266017" name=""/>
+                    <pic:cNvPicPr/>
+                  </pic:nvPicPr>
+                  <pic:blipFill>
+                    <a:blip r:embed="rId6"/>
+                    <a:stretch>
+                      <a:fillRect/>
+                    </a:stretch>
+                  </pic:blipFill>
+                  <pic:spPr>
+                    <a:xfrm>
+                      <a:off x="0" y="0"/>
+                      <a:ext cx="5731510" cy="3759835"/>
+                    </a:xfrm>
+                    <a:prstGeom prst="rect">
+                      <a:avLst/>
+                    </a:prstGeom>
+                  </pic:spPr>
+                </pic:pic>
+              </a:graphicData>
+            </a:graphic>
+          </wp:inline>
+        </w:drawing>
+      </w:r>
+    </w:p>
+    <w:tbl>
+      <w:tblPr>
+        <w:tblW w:w="0" w:type="auto"/>
+        <w:tblCellSpacing w:w="15" w:type="dxa"/>
+        <w:tblCellMar>
+          <w:left w:w="0" w:type="dxa"/>
+          <w:right w:w="0" w:type="dxa"/>
+        </w:tblCellMar>
+        <w:tblLook w:val="04A0" w:firstRow="1" w:lastRow="0" w:firstColumn="1" w:lastColumn="0" w:noHBand="0" w:noVBand="1"/>
+      </w:tblPr>
+      <w:tblGrid>
+        <w:gridCol w:w="2071"/>
+        <w:gridCol w:w="2376"/>
+        <w:gridCol w:w="2107"/>
+        <w:gridCol w:w="2456"/>
+      </w:tblGrid>
+      <w:tr>
+        <w:trPr>
+          <w:tblHeader/>
+          <w:tblCellSpacing w:w="15" w:type="dxa"/>
+        </w:trPr>
+        <w:tc>
+          <w:tcPr>
+            <w:tcW w:w="0" w:type="auto"/>
+            <w:tcBorders>
+              <w:top w:val="single" w:sz="6" w:space="0" w:color="auto"/>
+              <w:left w:val="single" w:sz="6" w:space="0" w:color="auto"/>
+              <w:bottom w:val="single" w:sz="6" w:space="0" w:color="auto"/>
+              <w:right w:val="single" w:sz="6" w:space="0" w:color="auto"/>
+            </w:tcBorders>
+            <w:tcMar>
+              <w:top w:w="240" w:type="dxa"/>
+              <w:left w:w="0" w:type="dxa"/>
+              <w:bottom w:w="240" w:type="dxa"/>
+              <w:right w:w="180" w:type="dxa"/>
+            </w:tcMar>
+            <w:vAlign w:val="center"/>
+            <w:hideMark/>
+          </w:tcPr>
+          <w:p>
+            <w:r>
+              <w:rPr>
+                <w:b/>
+                <w:bCs/>
+              </w:rPr>
+              <w:t>Chỉ số (Metrics)</w:t>
+            </w:r>
+          </w:p>
+        </w:tc>
+        <w:tc>
+          <w:tcPr>
+            <w:tcW w:w="0" w:type="auto"/>
+            <w:tcBorders>
+              <w:top w:val="single" w:sz="6" w:space="0" w:color="auto"/>
+              <w:left w:val="single" w:sz="6" w:space="0" w:color="auto"/>
+              <w:bottom w:val="single" w:sz="6" w:space="0" w:color="auto"/>
+              <w:right w:val="single" w:sz="6" w:space="0" w:color="auto"/>
+            </w:tcBorders>
+            <w:tcMar>
+              <w:top w:w="240" w:type="dxa"/>
+              <w:left w:w="0" w:type="dxa"/>
+              <w:bottom w:w="240" w:type="dxa"/>
+              <w:right w:w="180" w:type="dxa"/>
+            </w:tcMar>
+            <w:vAlign w:val="center"/>
+            <w:hideMark/>
+          </w:tcPr>
+          <w:p>
+            <w:r>
+              <w:rPr>
+                <w:b/>
+                <w:bCs/>
+              </w:rPr>
+              <w:t xml:space="preserve">Bài báo 2024 (DA-LMS) </w:t>
+            </w:r>
+          </w:p>
+        </w:tc>
+        <w:tc>
+          <w:tcPr>
+            <w:tcW w:w="0" w:type="auto"/>
+            <w:tcBorders>
+              <w:top w:val="single" w:sz="6" w:space="0" w:color="auto"/>
+              <w:left w:val="single" w:sz="6" w:space="0" w:color="auto"/>
+              <w:bottom w:val="single" w:sz="6" w:space="0" w:color="auto"/>
+              <w:right w:val="single" w:sz="6" w:space="0" w:color="auto"/>
+            </w:tcBorders>
+            <w:tcMar>
+              <w:top w:w="240" w:type="dxa"/>
+              <w:left w:w="0" w:type="dxa"/>
+              <w:bottom w:w="240" w:type="dxa"/>
+              <w:right w:w="180" w:type="dxa"/>
+            </w:tcMar>
+            <w:vAlign w:val="center"/>
+            <w:hideMark/>
+          </w:tcPr>
+          <w:p>
+            <w:r>
+              <w:rPr>
+                <w:b/>
+                <w:bCs/>
+              </w:rPr>
+              <w:t>Nghiên cứu A (Standard LMS)</w:t>
+            </w:r>
+          </w:p>
+        </w:tc>
+        <w:tc>
+          <w:tcPr>
+            <w:tcW w:w="0" w:type="auto"/>
+            <w:tcBorders>
+              <w:top w:val="single" w:sz="6" w:space="0" w:color="auto"/>
+              <w:left w:val="single" w:sz="6" w:space="0" w:color="auto"/>
+              <w:bottom w:val="single" w:sz="6" w:space="0" w:color="auto"/>
+              <w:right w:val="single" w:sz="6" w:space="0" w:color="auto"/>
+            </w:tcBorders>
+            <w:tcMar>
+              <w:top w:w="240" w:type="dxa"/>
+              <w:left w:w="0" w:type="dxa"/>
+              <w:bottom w:w="240" w:type="dxa"/>
+              <w:right w:w="0" w:type="dxa"/>
+            </w:tcMar>
+            <w:vAlign w:val="center"/>
+            <w:hideMark/>
+          </w:tcPr>
+          <w:p>
+            <w:r>
+              <w:rPr>
+                <w:b/>
+                <w:bCs/>
+              </w:rPr>
+              <w:t>Nghiên cứu B (Delayed LMS)</w:t>
+            </w:r>
+          </w:p>
+        </w:tc>
+      </w:tr>
+      <w:tr>
+        <w:trPr>
+          <w:tblCellSpacing w:w="15" w:type="dxa"/>
+        </w:trPr>
+        <w:tc>
+          <w:tcPr>
+            <w:tcW w:w="0" w:type="auto"/>
+            <w:tcBorders>
+              <w:top w:val="single" w:sz="6" w:space="0" w:color="auto"/>
+              <w:left w:val="single" w:sz="6" w:space="0" w:color="auto"/>
+              <w:bottom w:val="single" w:sz="6" w:space="0" w:color="auto"/>
+              <w:right w:val="single" w:sz="6" w:space="0" w:color="auto"/>
+            </w:tcBorders>
+            <w:tcMar>
+              <w:top w:w="240" w:type="dxa"/>
+              <w:left w:w="0" w:type="dxa"/>
+              <w:bottom w:w="240" w:type="dxa"/>
+              <w:right w:w="180" w:type="dxa"/>
+            </w:tcMar>
+            <w:vAlign w:val="center"/>
+            <w:hideMark/>
+          </w:tcPr>
+          <w:p>
+            <w:r>
+              <w:rPr>
+                <w:b/>
+                <w:bCs/>
+              </w:rPr>
+              <w:t>Thuật toán</w:t>
+            </w:r>
+          </w:p>
+        </w:tc>
+        <w:tc>
+          <w:tcPr>
+            <w:tcW w:w="0" w:type="auto"/>
+            <w:tcBorders>
+              <w:top w:val="single" w:sz="6" w:space="0" w:color="auto"/>
+              <w:left w:val="single" w:sz="6" w:space="0" w:color="auto"/>
+              <w:bottom w:val="single" w:sz="6" w:space="0" w:color="auto"/>
+              <w:right w:val="single" w:sz="6" w:space="0" w:color="auto"/>
+            </w:tcBorders>
+            <w:tcMar>
+              <w:top w:w="240" w:type="dxa"/>
+              <w:left w:w="0" w:type="dxa"/>
+              <w:bottom w:w="240" w:type="dxa"/>
+              <w:right w:w="180" w:type="dxa"/>
+            </w:tcMar>
+            <w:vAlign w:val="center"/>
+            <w:hideMark/>
+          </w:tcPr>
+          <w:p>
+            <w:r>
+              <w:t xml:space="preserve">LMS dựa trên DA-Table </w:t>
+            </w:r>
+          </w:p>
+        </w:tc>
+        <w:tc>
+          <w:tcPr>
+            <w:tcW w:w="0" w:type="auto"/>
+            <w:tcBorders>
+              <w:top w:val="single" w:sz="6" w:space="0" w:color="auto"/>
+              <w:left w:val="single" w:sz="6" w:space="0" w:color="auto"/>
+              <w:bottom w:val="single" w:sz="6" w:space="0" w:color="auto"/>
+              <w:right w:val="single" w:sz="6" w:space="0" w:color="auto"/>
+            </w:tcBorders>
+            <w:tcMar>
+              <w:top w:w="240" w:type="dxa"/>
+              <w:left w:w="0" w:type="dxa"/>
+              <w:bottom w:w="240" w:type="dxa"/>
+              <w:right w:w="180" w:type="dxa"/>
+            </w:tcMar>
+            <w:vAlign w:val="center"/>
+            <w:hideMark/>
+          </w:tcPr>
+          <w:p>
+            <w:r>
+              <w:t>Standard LMS</w:t>
+            </w:r>
+          </w:p>
+        </w:tc>
+        <w:tc>
+          <w:tcPr>
+            <w:tcW w:w="0" w:type="auto"/>
+            <w:tcBorders>
+              <w:top w:val="single" w:sz="6" w:space="0" w:color="auto"/>
+              <w:left w:val="single" w:sz="6" w:space="0" w:color="auto"/>
+              <w:bottom w:val="single" w:sz="6" w:space="0" w:color="auto"/>
+              <w:right w:val="single" w:sz="6" w:space="0" w:color="auto"/>
+            </w:tcBorders>
+            <w:tcMar>
+              <w:top w:w="240" w:type="dxa"/>
+              <w:left w:w="0" w:type="dxa"/>
+              <w:bottom w:w="240" w:type="dxa"/>
+              <w:right w:w="0" w:type="dxa"/>
+            </w:tcMar>
+            <w:vAlign w:val="center"/>
+            <w:hideMark/>
+          </w:tcPr>
+          <w:p>
+            <w:r>
+              <w:t>Pipelined/Delayed LMS</w:t>
+            </w:r>
+          </w:p>
+        </w:tc>
+      </w:tr>
+      <w:tr>
+        <w:trPr>
+          <w:tblCellSpacing w:w="15" w:type="dxa"/>
+        </w:trPr>
+        <w:tc>
+          <w:tcPr>
+            <w:tcW w:w="0" w:type="auto"/>
+            <w:tcBorders>
+              <w:top w:val="single" w:sz="6" w:space="0" w:color="auto"/>
+              <w:left w:val="single" w:sz="6" w:space="0" w:color="auto"/>
+              <w:bottom w:val="single" w:sz="6" w:space="0" w:color="auto"/>
+              <w:right w:val="single" w:sz="6" w:space="0" w:color="auto"/>
+            </w:tcBorders>
+            <w:tcMar>
+              <w:top w:w="240" w:type="dxa"/>
+              <w:left w:w="0" w:type="dxa"/>
+              <w:bottom w:w="240" w:type="dxa"/>
+              <w:right w:w="180" w:type="dxa"/>
+            </w:tcMar>
+            <w:vAlign w:val="center"/>
+            <w:hideMark/>
+          </w:tcPr>
+          <w:p>
+            <w:r>
+              <w:rPr>
+                <w:b/>
+                <w:bCs/>
+              </w:rPr>
+              <w:t>Độ phức tạp phần cứng</w:t>
+            </w:r>
+          </w:p>
+        </w:tc>
+        <w:tc>
+          <w:tcPr>
+            <w:tcW w:w="0" w:type="auto"/>
+            <w:tcBorders>
+              <w:top w:val="single" w:sz="6" w:space="0" w:color="auto"/>
+              <w:left w:val="single" w:sz="6" w:space="0" w:color="auto"/>
+              <w:bottom w:val="single" w:sz="6" w:space="0" w:color="auto"/>
+              <w:right w:val="single" w:sz="6" w:space="0" w:color="auto"/>
+            </w:tcBorders>
+            <w:tcMar>
+              <w:top w:w="240" w:type="dxa"/>
+              <w:left w:w="0" w:type="dxa"/>
+              <w:bottom w:w="240" w:type="dxa"/>
+              <w:right w:w="180" w:type="dxa"/>
+            </w:tcMar>
+            <w:vAlign w:val="center"/>
+            <w:hideMark/>
+          </w:tcPr>
+          <w:p>
+            <w:r>
+              <w:t xml:space="preserve">Thấp (Sử dụng 15 thanh ghi mảng) </w:t>
+            </w:r>
+          </w:p>
+        </w:tc>
+        <w:tc>
+          <w:tcPr>
+            <w:tcW w:w="0" w:type="auto"/>
+            <w:tcBorders>
+              <w:top w:val="single" w:sz="6" w:space="0" w:color="auto"/>
+              <w:left w:val="single" w:sz="6" w:space="0" w:color="auto"/>
+              <w:bottom w:val="single" w:sz="6" w:space="0" w:color="auto"/>
+              <w:right w:val="single" w:sz="6" w:space="0" w:color="auto"/>
+            </w:tcBorders>
+            <w:tcMar>
+              <w:top w:w="240" w:type="dxa"/>
+              <w:left w:w="0" w:type="dxa"/>
+              <w:bottom w:w="240" w:type="dxa"/>
+              <w:right w:w="180" w:type="dxa"/>
+            </w:tcMar>
+            <w:vAlign w:val="center"/>
+            <w:hideMark/>
+          </w:tcPr>
+          <w:p>
+            <w:r>
+              <w:t>Cao (Nhiều bộ nhân thực)</w:t>
+            </w:r>
+          </w:p>
+        </w:tc>
+        <w:tc>
+          <w:tcPr>
+            <w:tcW w:w="0" w:type="auto"/>
+            <w:tcBorders>
+              <w:top w:val="single" w:sz="6" w:space="0" w:color="auto"/>
+              <w:left w:val="single" w:sz="6" w:space="0" w:color="auto"/>
+              <w:bottom w:val="single" w:sz="6" w:space="0" w:color="auto"/>
+              <w:right w:val="single" w:sz="6" w:space="0" w:color="auto"/>
+            </w:tcBorders>
+            <w:tcMar>
+              <w:top w:w="240" w:type="dxa"/>
+              <w:left w:w="0" w:type="dxa"/>
+              <w:bottom w:w="240" w:type="dxa"/>
+              <w:right w:w="0" w:type="dxa"/>
+            </w:tcMar>
+            <w:vAlign w:val="center"/>
+            <w:hideMark/>
+          </w:tcPr>
+          <w:p>
+            <w:r>
+              <w:t>Trung bình (Dùng Pipeline)</w:t>
+            </w:r>
+          </w:p>
+        </w:tc>
+      </w:tr>
+      <w:tr>
+        <w:trPr>
+          <w:tblCellSpacing w:w="15" w:type="dxa"/>
+        </w:trPr>
+        <w:tc>
+          <w:tcPr>
+            <w:tcW w:w="0" w:type="auto"/>
+            <w:tcBorders>
+              <w:top w:val="single" w:sz="6" w:space="0" w:color="auto"/>
+              <w:left w:val="single" w:sz="6" w:space="0" w:color="auto"/>
+              <w:bottom w:val="single" w:sz="6" w:space="0" w:color="auto"/>
+              <w:right w:val="single" w:sz="6" w:space="0" w:color="auto"/>
+            </w:tcBorders>
+            <w:tcMar>
+              <w:top w:w="240" w:type="dxa"/>
+              <w:left w:w="0" w:type="dxa"/>
+              <w:bottom w:w="240" w:type="dxa"/>
+              <w:right w:w="180" w:type="dxa"/>
+            </w:tcMar>
+            <w:vAlign w:val="center"/>
+            <w:hideMark/>
+          </w:tcPr>
+          <w:p>
+            <w:r>
+              <w:rPr>
+                <w:b/>
+                <w:bCs/>
+              </w:rPr>
+              <w:t>Công suất (Power)</w:t>
+            </w:r>
+          </w:p>
+        </w:tc>
+        <w:tc>
+          <w:tcPr>
+            <w:tcW w:w="0" w:type="auto"/>
+            <w:tcBorders>
+              <w:top w:val="single" w:sz="6" w:space="0" w:color="auto"/>
+              <w:left w:val="single" w:sz="6" w:space="0" w:color="auto"/>
+              <w:bottom w:val="single" w:sz="6" w:space="0" w:color="auto"/>
+              <w:right w:val="single" w:sz="6" w:space="0" w:color="auto"/>
+            </w:tcBorders>
+            <w:tcMar>
+              <w:top w:w="240" w:type="dxa"/>
+              <w:left w:w="0" w:type="dxa"/>
+              <w:bottom w:w="240" w:type="dxa"/>
+              <w:right w:w="180" w:type="dxa"/>
+            </w:tcMar>
+            <w:vAlign w:val="center"/>
+            <w:hideMark/>
+          </w:tcPr>
+          <w:p>
+            <w:r>
+              <w:t xml:space="preserve">Giảm đáng kể nhờ giảm bộ nhân </w:t>
+            </w:r>
+          </w:p>
+        </w:tc>
+        <w:tc>
+          <w:tcPr>
+            <w:tcW w:w="0" w:type="auto"/>
+            <w:tcBorders>
+              <w:top w:val="single" w:sz="6" w:space="0" w:color="auto"/>
+              <w:left w:val="single" w:sz="6" w:space="0" w:color="auto"/>
+              <w:bottom w:val="single" w:sz="6" w:space="0" w:color="auto"/>
+              <w:right w:val="single" w:sz="6" w:space="0" w:color="auto"/>
+            </w:tcBorders>
+            <w:tcMar>
+              <w:top w:w="240" w:type="dxa"/>
+              <w:left w:w="0" w:type="dxa"/>
+              <w:bottom w:w="240" w:type="dxa"/>
+              <w:right w:w="180" w:type="dxa"/>
+            </w:tcMar>
+            <w:vAlign w:val="center"/>
+            <w:hideMark/>
+          </w:tcPr>
+          <w:p>
+            <w:r>
+              <w:t>Cao</w:t>
+            </w:r>
+          </w:p>
+        </w:tc>
+        <w:tc>
+          <w:tcPr>
+            <w:tcW w:w="0" w:type="auto"/>
+            <w:tcBorders>
+              <w:top w:val="single" w:sz="6" w:space="0" w:color="auto"/>
+              <w:left w:val="single" w:sz="6" w:space="0" w:color="auto"/>
+              <w:bottom w:val="single" w:sz="6" w:space="0" w:color="auto"/>
+              <w:right w:val="single" w:sz="6" w:space="0" w:color="auto"/>
+            </w:tcBorders>
+            <w:tcMar>
+              <w:top w:w="240" w:type="dxa"/>
+              <w:left w:w="0" w:type="dxa"/>
+              <w:bottom w:w="240" w:type="dxa"/>
+              <w:right w:w="0" w:type="dxa"/>
+            </w:tcMar>
+            <w:vAlign w:val="center"/>
+            <w:hideMark/>
+          </w:tcPr>
+          <w:p>
+            <w:r>
+              <w:t>Trung bình</w:t>
+            </w:r>
+          </w:p>
+        </w:tc>
+      </w:tr>
+      <w:tr>
+        <w:trPr>
+          <w:tblCellSpacing w:w="15" w:type="dxa"/>
+        </w:trPr>
+        <w:tc>
+          <w:tcPr>
+            <w:tcW w:w="0" w:type="auto"/>
+            <w:tcBorders>
+              <w:top w:val="single" w:sz="6" w:space="0" w:color="auto"/>
+              <w:left w:val="single" w:sz="6" w:space="0" w:color="auto"/>
+              <w:bottom w:val="single" w:sz="6" w:space="0" w:color="auto"/>
+              <w:right w:val="single" w:sz="6" w:space="0" w:color="auto"/>
+            </w:tcBorders>
+            <w:tcMar>
+              <w:top w:w="240" w:type="dxa"/>
+              <w:left w:w="0" w:type="dxa"/>
+              <w:bottom w:w="240" w:type="dxa"/>
+              <w:right w:w="180" w:type="dxa"/>
+            </w:tcMar>
+            <w:vAlign w:val="center"/>
+            <w:hideMark/>
+          </w:tcPr>
+          <w:p>
+            <w:r>
+              <w:rPr>
+                <w:b/>
+                <w:bCs/>
+              </w:rPr>
+              <w:t>Tốc độ (Frequency)</w:t>
+            </w:r>
+          </w:p>
+        </w:tc>
+        <w:tc>
+          <w:tcPr>
+            <w:tcW w:w="0" w:type="auto"/>
+            <w:tcBorders>
+              <w:top w:val="single" w:sz="6" w:space="0" w:color="auto"/>
+              <w:left w:val="single" w:sz="6" w:space="0" w:color="auto"/>
+              <w:bottom w:val="single" w:sz="6" w:space="0" w:color="auto"/>
+              <w:right w:val="single" w:sz="6" w:space="0" w:color="auto"/>
+            </w:tcBorders>
+            <w:tcMar>
+              <w:top w:w="240" w:type="dxa"/>
+              <w:left w:w="0" w:type="dxa"/>
+              <w:bottom w:w="240" w:type="dxa"/>
+              <w:right w:w="180" w:type="dxa"/>
+            </w:tcMar>
+            <w:vAlign w:val="center"/>
+            <w:hideMark/>
+          </w:tcPr>
+          <w:p>
+            <w:r>
+              <w:t xml:space="preserve">Cao (Nhờ song song hóa 4 điểm) </w:t>
+            </w:r>
+          </w:p>
+        </w:tc>
+        <w:tc>
+          <w:tcPr>
+            <w:tcW w:w="0" w:type="auto"/>
+            <w:tcBorders>
+              <w:top w:val="single" w:sz="6" w:space="0" w:color="auto"/>
+              <w:left w:val="single" w:sz="6" w:space="0" w:color="auto"/>
+              <w:bottom w:val="single" w:sz="6" w:space="0" w:color="auto"/>
+              <w:right w:val="single" w:sz="6" w:space="0" w:color="auto"/>
+            </w:tcBorders>
+            <w:tcMar>
+              <w:top w:w="240" w:type="dxa"/>
+              <w:left w:w="0" w:type="dxa"/>
+              <w:bottom w:w="240" w:type="dxa"/>
+              <w:right w:w="180" w:type="dxa"/>
+            </w:tcMar>
+            <w:vAlign w:val="center"/>
+            <w:hideMark/>
+          </w:tcPr>
+          <w:p>
+            <w:r>
+              <w:t>Thấp</w:t>
+            </w:r>
+          </w:p>
+        </w:tc>
+        <w:tc>
+          <w:tcPr>
+            <w:tcW w:w="0" w:type="auto"/>
+            <w:tcBorders>
+              <w:top w:val="single" w:sz="6" w:space="0" w:color="auto"/>
+              <w:left w:val="single" w:sz="6" w:space="0" w:color="auto"/>
+              <w:bottom w:val="single" w:sz="6" w:space="0" w:color="auto"/>
+              <w:right w:val="single" w:sz="6" w:space="0" w:color="auto"/>
+            </w:tcBorders>
+            <w:tcMar>
+              <w:top w:w="240" w:type="dxa"/>
+              <w:left w:w="0" w:type="dxa"/>
+              <w:bottom w:w="240" w:type="dxa"/>
+              <w:right w:w="0" w:type="dxa"/>
+            </w:tcMar>
+            <w:vAlign w:val="center"/>
+            <w:hideMark/>
+          </w:tcPr>
+          <w:p>
+            <w:r>
+              <w:t>Rất cao</w:t>
+            </w:r>
+          </w:p>
+        </w:tc>
+      </w:tr>
+      <w:tr>
+        <w:trPr>
+          <w:tblCellSpacing w:w="15" w:type="dxa"/>
+        </w:trPr>
+        <w:tc>
+          <w:tcPr>
+            <w:tcW w:w="0" w:type="auto"/>
+            <w:tcBorders>
+              <w:top w:val="single" w:sz="6" w:space="0" w:color="auto"/>
+              <w:left w:val="single" w:sz="6" w:space="0" w:color="auto"/>
+              <w:bottom w:val="single" w:sz="6" w:space="0" w:color="auto"/>
+              <w:right w:val="single" w:sz="6" w:space="0" w:color="auto"/>
+            </w:tcBorders>
+            <w:tcMar>
+              <w:top w:w="240" w:type="dxa"/>
+              <w:left w:w="0" w:type="dxa"/>
+              <w:bottom w:w="240" w:type="dxa"/>
+              <w:right w:w="180" w:type="dxa"/>
+            </w:tcMar>
+            <w:vAlign w:val="center"/>
+            <w:hideMark/>
+          </w:tcPr>
+          <w:p>
+            <w:r>
+              <w:rPr>
+                <w:b/>
+                <w:bCs/>
+              </w:rPr>
+              <w:lastRenderedPageBreak/>
+              <w:t>Ứng dụng chính</w:t>
+            </w:r>
+          </w:p>
+        </w:tc>
+        <w:tc>
+          <w:tcPr>
+            <w:tcW w:w="0" w:type="auto"/>
+            <w:tcBorders>
+              <w:top w:val="single" w:sz="6" w:space="0" w:color="auto"/>
+              <w:left w:val="single" w:sz="6" w:space="0" w:color="auto"/>
+              <w:bottom w:val="single" w:sz="6" w:space="0" w:color="auto"/>
+              <w:right w:val="single" w:sz="6" w:space="0" w:color="auto"/>
+            </w:tcBorders>
+            <w:tcMar>
+              <w:top w:w="240" w:type="dxa"/>
+              <w:left w:w="0" w:type="dxa"/>
+              <w:bottom w:w="240" w:type="dxa"/>
+              <w:right w:w="180" w:type="dxa"/>
+            </w:tcMar>
+            <w:vAlign w:val="center"/>
+            <w:hideMark/>
+          </w:tcPr>
+          <w:p>
+            <w:r>
+              <w:t xml:space="preserve">Khử nhiễu Audio/Image </w:t>
+            </w:r>
+          </w:p>
+        </w:tc>
+        <w:tc>
+          <w:tcPr>
+            <w:tcW w:w="0" w:type="auto"/>
+            <w:tcBorders>
+              <w:top w:val="single" w:sz="6" w:space="0" w:color="auto"/>
+              <w:left w:val="single" w:sz="6" w:space="0" w:color="auto"/>
+              <w:bottom w:val="single" w:sz="6" w:space="0" w:color="auto"/>
+              <w:right w:val="single" w:sz="6" w:space="0" w:color="auto"/>
+            </w:tcBorders>
+            <w:tcMar>
+              <w:top w:w="240" w:type="dxa"/>
+              <w:left w:w="0" w:type="dxa"/>
+              <w:bottom w:w="240" w:type="dxa"/>
+              <w:right w:w="180" w:type="dxa"/>
+            </w:tcMar>
+            <w:vAlign w:val="center"/>
+            <w:hideMark/>
+          </w:tcPr>
+          <w:p>
+            <w:r>
+              <w:t>Xử lý tín hiệu 1D</w:t>
+            </w:r>
+          </w:p>
+        </w:tc>
+        <w:tc>
+          <w:tcPr>
+            <w:tcW w:w="0" w:type="auto"/>
+            <w:tcBorders>
+              <w:top w:val="single" w:sz="6" w:space="0" w:color="auto"/>
+              <w:left w:val="single" w:sz="6" w:space="0" w:color="auto"/>
+              <w:bottom w:val="single" w:sz="6" w:space="0" w:color="auto"/>
+              <w:right w:val="single" w:sz="6" w:space="0" w:color="auto"/>
+            </w:tcBorders>
+            <w:tcMar>
+              <w:top w:w="240" w:type="dxa"/>
+              <w:left w:w="0" w:type="dxa"/>
+              <w:bottom w:w="240" w:type="dxa"/>
+              <w:right w:w="0" w:type="dxa"/>
+            </w:tcMar>
+            <w:vAlign w:val="center"/>
+            <w:hideMark/>
+          </w:tcPr>
+          <w:p>
+            <w:r>
+              <w:t>Video/Image Real-time</w:t>
+            </w:r>
+          </w:p>
+        </w:tc>
+      </w:tr>
+    </w:tbl>
+    <w:p>
+      <w:pPr>
+        <w:rPr>
+          <w:lang w:val="en-US"/>
+        </w:rPr>
+      </w:pPr>
+    </w:p>
+    <w:p/>
+    <w:p>
+      <w:r>
+        <w:t>LMS là Lease mean square: Bình phương trung bình tối thiểu.</w:t>
+      </w:r>
+    </w:p>
+    <w:p>
+      <w:r>
+        <w:drawing>
+          <wp:inline distT="0" distB="0" distL="0" distR="0" wp14:anchorId="308AF7EF" wp14:editId="1629D8A3">
+            <wp:extent cx="5731510" cy="3447415"/>
+            <wp:effectExtent l="0" t="0" r="2540" b="635"/>
+            <wp:docPr id="1592490999" name="Hình ảnh 1"/>
+            <wp:cNvGraphicFramePr>
+              <a:graphicFrameLocks xmlns:a="http://schemas.openxmlformats.org/drawingml/2006/main" noChangeAspect="1"/>
+            </wp:cNvGraphicFramePr>
+            <a:graphic xmlns:a="http://schemas.openxmlformats.org/drawingml/2006/main">
+              <a:graphicData uri="http://schemas.openxmlformats.org/drawingml/2006/picture">
+                <pic:pic xmlns:pic="http://schemas.openxmlformats.org/drawingml/2006/picture">
+                  <pic:nvPicPr>
+                    <pic:cNvPr id="1592490999" name=""/>
+                    <pic:cNvPicPr/>
+                  </pic:nvPicPr>
+                  <pic:blipFill>
+                    <a:blip r:embed="rId7"/>
+                    <a:stretch>
+                      <a:fillRect/>
+                    </a:stretch>
+                  </pic:blipFill>
+                  <pic:spPr>
+                    <a:xfrm>
+                      <a:off x="0" y="0"/>
+                      <a:ext cx="5731510" cy="3447415"/>
                     </a:xfrm>
                     <a:prstGeom prst="rect">
                       <a:avLst/>
@@ -140,10 +882,10 @@
       <w:r>
         <w:lastRenderedPageBreak/>
         <w:drawing>
-          <wp:inline distT="0" distB="0" distL="0" distR="0" wp14:anchorId="481F6BFE" wp14:editId="2258B0BB">
-            <wp:extent cx="5731510" cy="5664835"/>
+          <wp:inline distT="0" distB="0" distL="0" distR="0" wp14:anchorId="692DA2B5" wp14:editId="1B7FB9A4">
+            <wp:extent cx="5731510" cy="3888740"/>
             <wp:effectExtent l="0" t="0" r="2540" b="0"/>
-            <wp:docPr id="1259104290" name="Hình ảnh 1"/>
+            <wp:docPr id="2083779828" name="Hình ảnh 1"/>
             <wp:cNvGraphicFramePr>
               <a:graphicFrameLocks xmlns:a="http://schemas.openxmlformats.org/drawingml/2006/main" noChangeAspect="1"/>
             </wp:cNvGraphicFramePr>
@@ -151,11 +893,11 @@
               <a:graphicData uri="http://schemas.openxmlformats.org/drawingml/2006/picture">
                 <pic:pic xmlns:pic="http://schemas.openxmlformats.org/drawingml/2006/picture">
                   <pic:nvPicPr>
-                    <pic:cNvPr id="1259104290" name=""/>
+                    <pic:cNvPr id="2083779828" name=""/>
                     <pic:cNvPicPr/>
                   </pic:nvPicPr>
                   <pic:blipFill>
-                    <a:blip r:embed="rId6"/>
+                    <a:blip r:embed="rId8"/>
                     <a:stretch>
                       <a:fillRect/>
                     </a:stretch>
@@ -163,7 +905,7 @@
                   <pic:spPr>
                     <a:xfrm>
                       <a:off x="0" y="0"/>
-                      <a:ext cx="5731510" cy="5664835"/>
+                      <a:ext cx="5731510" cy="3888740"/>
                     </a:xfrm>
                     <a:prstGeom prst="rect">
                       <a:avLst/>
@@ -177,13 +919,17 @@
       </w:r>
     </w:p>
     <w:p>
+      <w:pPr>
+        <w:rPr>
+          <w:lang w:val="en-US"/>
+        </w:rPr>
+      </w:pPr>
       <w:r>
-        <w:lastRenderedPageBreak/>
         <w:drawing>
-          <wp:inline distT="0" distB="0" distL="0" distR="0" wp14:anchorId="486BDD35" wp14:editId="4F5283B4">
-            <wp:extent cx="5731510" cy="4611370"/>
+          <wp:inline distT="0" distB="0" distL="0" distR="0" wp14:anchorId="64D76E64" wp14:editId="579DB23B">
+            <wp:extent cx="5731510" cy="2465705"/>
             <wp:effectExtent l="0" t="0" r="2540" b="0"/>
-            <wp:docPr id="319504052" name="Hình ảnh 1"/>
+            <wp:docPr id="813713540" name="Hình ảnh 1"/>
             <wp:cNvGraphicFramePr>
               <a:graphicFrameLocks xmlns:a="http://schemas.openxmlformats.org/drawingml/2006/main" noChangeAspect="1"/>
             </wp:cNvGraphicFramePr>
@@ -191,11 +937,11 @@
               <a:graphicData uri="http://schemas.openxmlformats.org/drawingml/2006/picture">
                 <pic:pic xmlns:pic="http://schemas.openxmlformats.org/drawingml/2006/picture">
                   <pic:nvPicPr>
-                    <pic:cNvPr id="319504052" name=""/>
+                    <pic:cNvPr id="813713540" name=""/>
                     <pic:cNvPicPr/>
                   </pic:nvPicPr>
                   <pic:blipFill>
-                    <a:blip r:embed="rId7"/>
+                    <a:blip r:embed="rId9"/>
                     <a:stretch>
                       <a:fillRect/>
                     </a:stretch>
@@ -203,7 +949,7 @@
                   <pic:spPr>
                     <a:xfrm>
                       <a:off x="0" y="0"/>
-                      <a:ext cx="5731510" cy="4611370"/>
+                      <a:ext cx="5731510" cy="2465705"/>
                     </a:xfrm>
                     <a:prstGeom prst="rect">
                       <a:avLst/>
@@ -216,6 +962,7 @@
         </w:drawing>
       </w:r>
     </w:p>
+    <w:p/>
     <w:p/>
     <w:sectPr>
       <w:pgSz w:w="11906" w:h="16838"/>
@@ -830,7 +1577,6 @@
   <w:style w:type="character" w:default="1" w:styleId="Phngmcinhcuaoanvn">
     <w:name w:val="Default Paragraph Font"/>
     <w:uiPriority w:val="1"/>
-    <w:semiHidden/>
     <w:unhideWhenUsed/>
   </w:style>
   <w:style w:type="table" w:default="1" w:styleId="BangThngthng">

--- a/Note tai lieu tham khao.docx
+++ b/Note tai lieu tham khao.docx
@@ -2,6 +2,235 @@
 <file path=word/document.xml><?xml version="1.0" encoding="utf-8"?>
 <w:document xmlns:wpc="http://schemas.microsoft.com/office/word/2010/wordprocessingCanvas" xmlns:cx="http://schemas.microsoft.com/office/drawing/2014/chartex" xmlns:cx1="http://schemas.microsoft.com/office/drawing/2015/9/8/chartex" xmlns:cx2="http://schemas.microsoft.com/office/drawing/2015/10/21/chartex" xmlns:cx3="http://schemas.microsoft.com/office/drawing/2016/5/9/chartex" xmlns:cx4="http://schemas.microsoft.com/office/drawing/2016/5/10/chartex" xmlns:cx5="http://schemas.microsoft.com/office/drawing/2016/5/11/chartex" xmlns:cx6="http://schemas.microsoft.com/office/drawing/2016/5/12/chartex" xmlns:cx7="http://schemas.microsoft.com/office/drawing/2016/5/13/chartex" xmlns:cx8="http://schemas.microsoft.com/office/drawing/2016/5/14/chartex" xmlns:mc="http://schemas.openxmlformats.org/markup-compatibility/2006" xmlns:aink="http://schemas.microsoft.com/office/drawing/2016/ink" xmlns:am3d="http://schemas.microsoft.com/office/drawing/2017/model3d" xmlns:o="urn:schemas-microsoft-com:office:office" xmlns:oel="http://schemas.microsoft.com/office/2019/extlst" xmlns:r="http://schemas.openxmlformats.org/officeDocument/2006/relationships" xmlns:m="http://schemas.openxmlformats.org/officeDocument/2006/math" xmlns:v="urn:schemas-microsoft-com:vml" xmlns:wp14="http://schemas.microsoft.com/office/word/2010/wordprocessingDrawing" xmlns:wp="http://schemas.openxmlformats.org/drawingml/2006/wordprocessingDrawing" xmlns:w10="urn:schemas-microsoft-com:office:word" xmlns:w="http://schemas.openxmlformats.org/wordprocessingml/2006/main" xmlns:w14="http://schemas.microsoft.com/office/word/2010/wordml" xmlns:w15="http://schemas.microsoft.com/office/word/2012/wordml" xmlns:w16cex="http://schemas.microsoft.com/office/word/2018/wordml/cex" xmlns:w16cid="http://schemas.microsoft.com/office/word/2016/wordml/cid" xmlns:w16="http://schemas.microsoft.com/office/word/2018/wordml" xmlns:w16du="http://schemas.microsoft.com/office/word/2023/wordml/word16du" xmlns:w16sdtdh="http://schemas.microsoft.com/office/word/2020/wordml/sdtdatahash" xmlns:w16sdtfl="http://schemas.microsoft.com/office/word/2024/wordml/sdtformatlock" xmlns:w16se="http://schemas.microsoft.com/office/word/2015/wordml/symex" xmlns:wpg="http://schemas.microsoft.com/office/word/2010/wordprocessingGroup" xmlns:wpi="http://schemas.microsoft.com/office/word/2010/wordprocessingInk" xmlns:wne="http://schemas.microsoft.com/office/word/2006/wordml" xmlns:wps="http://schemas.microsoft.com/office/word/2010/wordprocessingShape" mc:Ignorable="w14 w15 w16se w16cid w16 w16cex w16sdtdh w16sdtfl w16du wp14">
   <w:body>
+    <w:p>
+      <w:r>
+        <w:t xml:space="preserve">việc chọn hướng đi theo bài báo 2024 (LMS </w:t>
+      </w:r>
+      <w:proofErr w:type="spellStart"/>
+      <w:r>
+        <w:t>Adaptive</w:t>
+      </w:r>
+      <w:proofErr w:type="spellEnd"/>
+      <w:r>
+        <w:t xml:space="preserve"> </w:t>
+      </w:r>
+      <w:proofErr w:type="spellStart"/>
+      <w:r>
+        <w:t>Filter</w:t>
+      </w:r>
+      <w:proofErr w:type="spellEnd"/>
+      <w:r>
+        <w:t xml:space="preserve"> dùng DA) là một bước tiến lớn về kỹ thuật thiết kế vi mạch. Thay vì dùng các bộ nhân (</w:t>
+      </w:r>
+      <w:proofErr w:type="spellStart"/>
+      <w:r>
+        <w:t>Multipliers</w:t>
+      </w:r>
+      <w:proofErr w:type="spellEnd"/>
+      <w:r>
+        <w:t xml:space="preserve">) tốn kém tài nguyên, bạn sẽ sử dụng </w:t>
+      </w:r>
+      <w:proofErr w:type="spellStart"/>
+      <w:r>
+        <w:rPr>
+          <w:b/>
+          <w:bCs/>
+        </w:rPr>
+        <w:t>Distributed</w:t>
+      </w:r>
+      <w:proofErr w:type="spellEnd"/>
+      <w:r>
+        <w:rPr>
+          <w:b/>
+          <w:bCs/>
+        </w:rPr>
+        <w:t xml:space="preserve"> </w:t>
+      </w:r>
+      <w:proofErr w:type="spellStart"/>
+      <w:r>
+        <w:rPr>
+          <w:b/>
+          <w:bCs/>
+        </w:rPr>
+        <w:t>Arithmetic</w:t>
+      </w:r>
+      <w:proofErr w:type="spellEnd"/>
+      <w:r>
+        <w:rPr>
+          <w:b/>
+          <w:bCs/>
+        </w:rPr>
+        <w:t xml:space="preserve"> (DA)</w:t>
+      </w:r>
+      <w:r>
+        <w:t xml:space="preserve"> để tối ưu hóa diện tích và năng lượn</w:t>
+      </w:r>
+      <w:r>
+        <w:rPr>
+          <w:lang w:val="en-US"/>
+        </w:rPr>
+        <w:t>g</w:t>
+      </w:r>
+    </w:p>
+    <w:p>
+      <w:r>
+        <w:t>Dưới đây là bản dịch tiếng Việt của đoạn văn trên:</w:t>
+      </w:r>
+    </w:p>
+    <w:p>
+      <w:r>
+        <w:rPr>
+          <w:b/>
+          <w:bCs/>
+        </w:rPr>
+        <w:t>Bộ lọc thích nghi (</w:t>
+      </w:r>
+      <w:proofErr w:type="spellStart"/>
+      <w:r>
+        <w:rPr>
+          <w:b/>
+          <w:bCs/>
+        </w:rPr>
+        <w:t>Adaptive</w:t>
+      </w:r>
+      <w:proofErr w:type="spellEnd"/>
+      <w:r>
+        <w:rPr>
+          <w:b/>
+          <w:bCs/>
+        </w:rPr>
+        <w:t xml:space="preserve"> </w:t>
+      </w:r>
+      <w:proofErr w:type="spellStart"/>
+      <w:r>
+        <w:rPr>
+          <w:b/>
+          <w:bCs/>
+        </w:rPr>
+        <w:t>filters</w:t>
+      </w:r>
+      <w:proofErr w:type="spellEnd"/>
+      <w:r>
+        <w:rPr>
+          <w:b/>
+          <w:bCs/>
+        </w:rPr>
+        <w:t>)</w:t>
+      </w:r>
+      <w:r>
+        <w:t xml:space="preserve"> là một nhóm các bộ lọc số có khả năng tự động điều chỉnh các hệ số hoặc tham số của chúng dựa trên đặc tính của tín hiệu đầu vào và đầu ra mong muốn. Không giống như các bộ lọc cố định truyền thống, bộ lọc thích nghi liên tục cập nhật các trọng số hoặc hệ số để tối thiểu hóa sự khác biệt giữa đầu ra thực tế và đầu ra mong muốn. Đặc tính thích nghi này cho phép chúng theo dõi và phản hồi hiệu quả đối với các điều kiện tín hiệu thay đổi, khiến chúng trở thành công cụ giá trị trong nhiều ứng dụng xử lý tín hiệu khác nhau</w:t>
+      </w:r>
+    </w:p>
+    <w:p>
+      <w:r>
+        <w:t xml:space="preserve">LMS </w:t>
+      </w:r>
+      <w:proofErr w:type="spellStart"/>
+      <w:r>
+        <w:t>adaptive</w:t>
+      </w:r>
+      <w:proofErr w:type="spellEnd"/>
+      <w:r>
+        <w:t xml:space="preserve"> </w:t>
+      </w:r>
+      <w:proofErr w:type="spellStart"/>
+      <w:r>
+        <w:t>filter</w:t>
+      </w:r>
+      <w:proofErr w:type="spellEnd"/>
+      <w:r>
+        <w:t xml:space="preserve"> </w:t>
+      </w:r>
+      <w:proofErr w:type="spellStart"/>
+      <w:r>
+        <w:t>algorithm</w:t>
+      </w:r>
+      <w:proofErr w:type="spellEnd"/>
+      <w:r>
+        <w:t xml:space="preserve"> </w:t>
+      </w:r>
+      <w:proofErr w:type="spellStart"/>
+      <w:r>
+        <w:t>has</w:t>
+      </w:r>
+      <w:proofErr w:type="spellEnd"/>
+      <w:r>
+        <w:t xml:space="preserve"> </w:t>
+      </w:r>
+      <w:proofErr w:type="spellStart"/>
+      <w:r>
+        <w:t>Input</w:t>
+      </w:r>
+      <w:proofErr w:type="spellEnd"/>
+      <w:r>
+        <w:t xml:space="preserve"> </w:t>
+      </w:r>
+      <w:proofErr w:type="spellStart"/>
+      <w:r>
+        <w:t>Signal</w:t>
+      </w:r>
+      <w:proofErr w:type="spellEnd"/>
+      <w:r>
+        <w:t xml:space="preserve"> </w:t>
+      </w:r>
+      <w:proofErr w:type="spellStart"/>
+      <w:r>
+        <w:t>is</w:t>
+      </w:r>
+      <w:proofErr w:type="spellEnd"/>
+      <w:r>
+        <w:t xml:space="preserve"> </w:t>
+      </w:r>
+      <w:proofErr w:type="spellStart"/>
+      <w:r>
+        <w:t>Let</w:t>
+      </w:r>
+      <w:proofErr w:type="spellEnd"/>
+      <w:r>
+        <w:t xml:space="preserve"> x[n] be the </w:t>
+      </w:r>
+      <w:proofErr w:type="spellStart"/>
+      <w:r>
+        <w:t>input</w:t>
+      </w:r>
+      <w:proofErr w:type="spellEnd"/>
+      <w:r>
+        <w:t xml:space="preserve"> </w:t>
+      </w:r>
+      <w:proofErr w:type="spellStart"/>
+      <w:r>
+        <w:t>signal</w:t>
+      </w:r>
+      <w:proofErr w:type="spellEnd"/>
+      <w:r>
+        <w:t xml:space="preserve"> </w:t>
+      </w:r>
+      <w:proofErr w:type="spellStart"/>
+      <w:r>
+        <w:t>at</w:t>
+      </w:r>
+      <w:proofErr w:type="spellEnd"/>
+      <w:r>
+        <w:t xml:space="preserve"> </w:t>
+      </w:r>
+      <w:proofErr w:type="spellStart"/>
+      <w:r>
+        <w:t>time</w:t>
+      </w:r>
+      <w:proofErr w:type="spellEnd"/>
+      <w:r>
+        <w:t xml:space="preserve"> </w:t>
+      </w:r>
+      <w:proofErr w:type="spellStart"/>
+      <w:r>
+        <w:t>index</w:t>
+      </w:r>
+      <w:proofErr w:type="spellEnd"/>
+      <w:r>
+        <w:t xml:space="preserve"> n</w:t>
+      </w:r>
+    </w:p>
+    <w:p/>
     <w:p>
       <w:pPr>
         <w:rPr>
@@ -9,33 +238,8 @@
         </w:rPr>
       </w:pPr>
       <w:r>
-        <w:t xml:space="preserve">việc chọn hướng đi theo bài báo 2024 (LMS Adaptive Filter dùng DA) là một bước tiến lớn về kỹ thuật thiết kế vi mạch. Thay vì dùng các bộ nhân (Multipliers) tốn kém tài nguyên, bạn sẽ sử dụng </w:t>
-      </w:r>
-      <w:r>
         <w:rPr>
-          <w:b/>
-          <w:bCs/>
-        </w:rPr>
-        <w:t>Distributed Arithmetic (DA)</w:t>
-      </w:r>
-      <w:r>
-        <w:t xml:space="preserve"> để tối ưu hóa diện tích và năng lượn</w:t>
-      </w:r>
-      <w:r>
-        <w:rPr>
-          <w:lang w:val="en-US"/>
-        </w:rPr>
-        <w:t>g</w:t>
-      </w:r>
-    </w:p>
-    <w:p>
-      <w:pPr>
-        <w:rPr>
-          <w:lang w:val="en-US"/>
-        </w:rPr>
-      </w:pPr>
-      <w:r>
-        <w:rPr>
+          <w:noProof/>
           <w:lang w:val="en-US"/>
         </w:rPr>
         <w:drawing>
@@ -78,12 +282,13 @@
     <w:p>
       <w:r>
         <w:rPr>
+          <w:noProof/>
           <w:lang w:val="en-US"/>
         </w:rPr>
         <w:drawing>
-          <wp:inline distT="0" distB="0" distL="0" distR="0" wp14:anchorId="312DBC33" wp14:editId="231B1DDE">
-            <wp:extent cx="5731510" cy="6088380"/>
-            <wp:effectExtent l="0" t="0" r="2540" b="7620"/>
+          <wp:inline distT="0" distB="0" distL="0" distR="0" wp14:anchorId="312DBC33" wp14:editId="40D52C78">
+            <wp:extent cx="3512457" cy="3731159"/>
+            <wp:effectExtent l="0" t="0" r="0" b="3175"/>
             <wp:docPr id="152559248" name="Hình ảnh 1"/>
             <wp:cNvGraphicFramePr>
               <a:graphicFrameLocks xmlns:a="http://schemas.openxmlformats.org/drawingml/2006/main" noChangeAspect="1"/>
@@ -104,7 +309,7 @@
                   <pic:spPr>
                     <a:xfrm>
                       <a:off x="0" y="0"/>
-                      <a:ext cx="5731510" cy="6088380"/>
+                      <a:ext cx="3515392" cy="3734276"/>
                     </a:xfrm>
                     <a:prstGeom prst="rect">
                       <a:avLst/>
@@ -118,6 +323,86 @@
       </w:r>
     </w:p>
     <w:p>
+      <w:r>
+        <w:lastRenderedPageBreak/>
+        <w:drawing>
+          <wp:inline distT="0" distB="0" distL="0" distR="0" wp14:anchorId="1A2B52FB" wp14:editId="1A116FE4">
+            <wp:extent cx="5731510" cy="5848985"/>
+            <wp:effectExtent l="0" t="0" r="2540" b="0"/>
+            <wp:docPr id="1944932798" name="Hình ảnh 1"/>
+            <wp:cNvGraphicFramePr>
+              <a:graphicFrameLocks xmlns:a="http://schemas.openxmlformats.org/drawingml/2006/main" noChangeAspect="1"/>
+            </wp:cNvGraphicFramePr>
+            <a:graphic xmlns:a="http://schemas.openxmlformats.org/drawingml/2006/main">
+              <a:graphicData uri="http://schemas.openxmlformats.org/drawingml/2006/picture">
+                <pic:pic xmlns:pic="http://schemas.openxmlformats.org/drawingml/2006/picture">
+                  <pic:nvPicPr>
+                    <pic:cNvPr id="1944932798" name=""/>
+                    <pic:cNvPicPr/>
+                  </pic:nvPicPr>
+                  <pic:blipFill>
+                    <a:blip r:embed="rId6"/>
+                    <a:stretch>
+                      <a:fillRect/>
+                    </a:stretch>
+                  </pic:blipFill>
+                  <pic:spPr>
+                    <a:xfrm>
+                      <a:off x="0" y="0"/>
+                      <a:ext cx="5731510" cy="5848985"/>
+                    </a:xfrm>
+                    <a:prstGeom prst="rect">
+                      <a:avLst/>
+                    </a:prstGeom>
+                  </pic:spPr>
+                </pic:pic>
+              </a:graphicData>
+            </a:graphic>
+          </wp:inline>
+        </w:drawing>
+      </w:r>
+    </w:p>
+    <w:p>
+      <w:r>
+        <w:lastRenderedPageBreak/>
+        <w:drawing>
+          <wp:inline distT="0" distB="0" distL="0" distR="0" wp14:anchorId="1E7193B5" wp14:editId="3BDBBB53">
+            <wp:extent cx="5731510" cy="3168015"/>
+            <wp:effectExtent l="0" t="0" r="2540" b="0"/>
+            <wp:docPr id="625552231" name="Hình ảnh 1"/>
+            <wp:cNvGraphicFramePr>
+              <a:graphicFrameLocks xmlns:a="http://schemas.openxmlformats.org/drawingml/2006/main" noChangeAspect="1"/>
+            </wp:cNvGraphicFramePr>
+            <a:graphic xmlns:a="http://schemas.openxmlformats.org/drawingml/2006/main">
+              <a:graphicData uri="http://schemas.openxmlformats.org/drawingml/2006/picture">
+                <pic:pic xmlns:pic="http://schemas.openxmlformats.org/drawingml/2006/picture">
+                  <pic:nvPicPr>
+                    <pic:cNvPr id="625552231" name=""/>
+                    <pic:cNvPicPr/>
+                  </pic:nvPicPr>
+                  <pic:blipFill>
+                    <a:blip r:embed="rId7"/>
+                    <a:stretch>
+                      <a:fillRect/>
+                    </a:stretch>
+                  </pic:blipFill>
+                  <pic:spPr>
+                    <a:xfrm>
+                      <a:off x="0" y="0"/>
+                      <a:ext cx="5731510" cy="3168015"/>
+                    </a:xfrm>
+                    <a:prstGeom prst="rect">
+                      <a:avLst/>
+                    </a:prstGeom>
+                  </pic:spPr>
+                </pic:pic>
+              </a:graphicData>
+            </a:graphic>
+          </wp:inline>
+        </w:drawing>
+      </w:r>
+    </w:p>
+    <w:p>
       <w:pPr>
         <w:rPr>
           <w:lang w:val="en-US"/>
@@ -125,9 +410,9 @@
       </w:pPr>
       <w:r>
         <w:rPr>
+          <w:noProof/>
           <w:lang w:val="en-US"/>
         </w:rPr>
-        <w:lastRenderedPageBreak/>
         <w:drawing>
           <wp:inline distT="0" distB="0" distL="0" distR="0" wp14:anchorId="15AE9FE6" wp14:editId="196D184D">
             <wp:extent cx="5731510" cy="3759835"/>
@@ -144,7 +429,7 @@
                     <pic:cNvPicPr/>
                   </pic:nvPicPr>
                   <pic:blipFill>
-                    <a:blip r:embed="rId6"/>
+                    <a:blip r:embed="rId8"/>
                     <a:stretch>
                       <a:fillRect/>
                     </a:stretch>
@@ -210,7 +495,24 @@
                 <w:b/>
                 <w:bCs/>
               </w:rPr>
-              <w:t>Chỉ số (Metrics)</w:t>
+              <w:lastRenderedPageBreak/>
+              <w:t>Chỉ số (</w:t>
+            </w:r>
+            <w:proofErr w:type="spellStart"/>
+            <w:r>
+              <w:rPr>
+                <w:b/>
+                <w:bCs/>
+              </w:rPr>
+              <w:t>Metrics</w:t>
+            </w:r>
+            <w:proofErr w:type="spellEnd"/>
+            <w:r>
+              <w:rPr>
+                <w:b/>
+                <w:bCs/>
+              </w:rPr>
+              <w:t>)</w:t>
             </w:r>
           </w:p>
         </w:tc>
@@ -294,7 +596,23 @@
                 <w:b/>
                 <w:bCs/>
               </w:rPr>
-              <w:t>Nghiên cứu B (Delayed LMS)</w:t>
+              <w:t>Nghiên cứu B (</w:t>
+            </w:r>
+            <w:proofErr w:type="spellStart"/>
+            <w:r>
+              <w:rPr>
+                <w:b/>
+                <w:bCs/>
+              </w:rPr>
+              <w:t>Delayed</w:t>
+            </w:r>
+            <w:proofErr w:type="spellEnd"/>
+            <w:r>
+              <w:rPr>
+                <w:b/>
+                <w:bCs/>
+              </w:rPr>
+              <w:t xml:space="preserve"> LMS)</w:t>
             </w:r>
           </w:p>
         </w:tc>
@@ -351,7 +669,15 @@
           </w:tcPr>
           <w:p>
             <w:r>
-              <w:t xml:space="preserve">LMS dựa trên DA-Table </w:t>
+              <w:t>LMS dựa trên DA-</w:t>
+            </w:r>
+            <w:proofErr w:type="spellStart"/>
+            <w:r>
+              <w:t>Table</w:t>
+            </w:r>
+            <w:proofErr w:type="spellEnd"/>
+            <w:r>
+              <w:t xml:space="preserve"> </w:t>
             </w:r>
           </w:p>
         </w:tc>
@@ -398,8 +724,21 @@
             <w:hideMark/>
           </w:tcPr>
           <w:p>
-            <w:r>
-              <w:t>Pipelined/Delayed LMS</w:t>
+            <w:proofErr w:type="spellStart"/>
+            <w:r>
+              <w:t>Pipelined</w:t>
+            </w:r>
+            <w:proofErr w:type="spellEnd"/>
+            <w:r>
+              <w:t>/</w:t>
+            </w:r>
+            <w:proofErr w:type="spellStart"/>
+            <w:r>
+              <w:t>Delayed</w:t>
+            </w:r>
+            <w:proofErr w:type="spellEnd"/>
+            <w:r>
+              <w:t xml:space="preserve"> LMS</w:t>
             </w:r>
           </w:p>
         </w:tc>
@@ -504,7 +843,15 @@
           </w:tcPr>
           <w:p>
             <w:r>
-              <w:t>Trung bình (Dùng Pipeline)</w:t>
+              <w:t xml:space="preserve">Trung bình (Dùng </w:t>
+            </w:r>
+            <w:proofErr w:type="spellStart"/>
+            <w:r>
+              <w:t>Pipeline</w:t>
+            </w:r>
+            <w:proofErr w:type="spellEnd"/>
+            <w:r>
+              <w:t>)</w:t>
             </w:r>
           </w:p>
         </w:tc>
@@ -537,7 +884,23 @@
                 <w:b/>
                 <w:bCs/>
               </w:rPr>
-              <w:t>Công suất (Power)</w:t>
+              <w:t>Công suất (</w:t>
+            </w:r>
+            <w:proofErr w:type="spellStart"/>
+            <w:r>
+              <w:rPr>
+                <w:b/>
+                <w:bCs/>
+              </w:rPr>
+              <w:t>Power</w:t>
+            </w:r>
+            <w:proofErr w:type="spellEnd"/>
+            <w:r>
+              <w:rPr>
+                <w:b/>
+                <w:bCs/>
+              </w:rPr>
+              <w:t>)</w:t>
             </w:r>
           </w:p>
         </w:tc>
@@ -642,7 +1005,23 @@
                 <w:b/>
                 <w:bCs/>
               </w:rPr>
-              <w:t>Tốc độ (Frequency)</w:t>
+              <w:t>Tốc độ (</w:t>
+            </w:r>
+            <w:proofErr w:type="spellStart"/>
+            <w:r>
+              <w:rPr>
+                <w:b/>
+                <w:bCs/>
+              </w:rPr>
+              <w:t>Frequency</w:t>
+            </w:r>
+            <w:proofErr w:type="spellEnd"/>
+            <w:r>
+              <w:rPr>
+                <w:b/>
+                <w:bCs/>
+              </w:rPr>
+              <w:t>)</w:t>
             </w:r>
           </w:p>
         </w:tc>
@@ -666,7 +1045,15 @@
           </w:tcPr>
           <w:p>
             <w:r>
-              <w:t xml:space="preserve">Cao (Nhờ song song hóa 4 điểm) </w:t>
+              <w:t xml:space="preserve">Cao (Nhờ song </w:t>
+            </w:r>
+            <w:proofErr w:type="spellStart"/>
+            <w:r>
+              <w:t>song</w:t>
+            </w:r>
+            <w:proofErr w:type="spellEnd"/>
+            <w:r>
+              <w:t xml:space="preserve"> hóa 4 điểm) </w:t>
             </w:r>
           </w:p>
         </w:tc>
@@ -747,7 +1134,6 @@
                 <w:b/>
                 <w:bCs/>
               </w:rPr>
-              <w:lastRenderedPageBreak/>
               <w:t>Ứng dụng chính</w:t>
             </w:r>
           </w:p>
@@ -772,7 +1158,23 @@
           </w:tcPr>
           <w:p>
             <w:r>
-              <w:t xml:space="preserve">Khử nhiễu Audio/Image </w:t>
+              <w:t xml:space="preserve">Khử nhiễu </w:t>
+            </w:r>
+            <w:proofErr w:type="spellStart"/>
+            <w:r>
+              <w:t>Audio</w:t>
+            </w:r>
+            <w:proofErr w:type="spellEnd"/>
+            <w:r>
+              <w:t>/</w:t>
+            </w:r>
+            <w:proofErr w:type="spellStart"/>
+            <w:r>
+              <w:t>Image</w:t>
+            </w:r>
+            <w:proofErr w:type="spellEnd"/>
+            <w:r>
+              <w:t xml:space="preserve"> </w:t>
             </w:r>
           </w:p>
         </w:tc>
@@ -819,9 +1221,27 @@
             <w:hideMark/>
           </w:tcPr>
           <w:p>
-            <w:r>
-              <w:t>Video/Image Real-time</w:t>
-            </w:r>
+            <w:proofErr w:type="spellStart"/>
+            <w:r>
+              <w:t>Video</w:t>
+            </w:r>
+            <w:proofErr w:type="spellEnd"/>
+            <w:r>
+              <w:t>/</w:t>
+            </w:r>
+            <w:proofErr w:type="spellStart"/>
+            <w:r>
+              <w:t>Image</w:t>
+            </w:r>
+            <w:proofErr w:type="spellEnd"/>
+            <w:r>
+              <w:t xml:space="preserve"> </w:t>
+            </w:r>
+            <w:proofErr w:type="spellStart"/>
+            <w:r>
+              <w:t>Real-time</w:t>
+            </w:r>
+            <w:proofErr w:type="spellEnd"/>
           </w:p>
         </w:tc>
       </w:tr>
@@ -836,11 +1256,39 @@
     <w:p/>
     <w:p>
       <w:r>
-        <w:t>LMS là Lease mean square: Bình phương trung bình tối thiểu.</w:t>
+        <w:t xml:space="preserve">LMS là </w:t>
+      </w:r>
+      <w:proofErr w:type="spellStart"/>
+      <w:r>
+        <w:t>Lease</w:t>
+      </w:r>
+      <w:proofErr w:type="spellEnd"/>
+      <w:r>
+        <w:t xml:space="preserve"> </w:t>
+      </w:r>
+      <w:proofErr w:type="spellStart"/>
+      <w:r>
+        <w:t>mean</w:t>
+      </w:r>
+      <w:proofErr w:type="spellEnd"/>
+      <w:r>
+        <w:t xml:space="preserve"> </w:t>
+      </w:r>
+      <w:proofErr w:type="spellStart"/>
+      <w:r>
+        <w:t>square</w:t>
+      </w:r>
+      <w:proofErr w:type="spellEnd"/>
+      <w:r>
+        <w:t>: Bình phương trung bình tối thiểu.</w:t>
       </w:r>
     </w:p>
     <w:p>
       <w:r>
+        <w:rPr>
+          <w:noProof/>
+        </w:rPr>
+        <w:lastRenderedPageBreak/>
         <w:drawing>
           <wp:inline distT="0" distB="0" distL="0" distR="0" wp14:anchorId="308AF7EF" wp14:editId="1629D8A3">
             <wp:extent cx="5731510" cy="3447415"/>
@@ -857,7 +1305,7 @@
                     <pic:cNvPicPr/>
                   </pic:nvPicPr>
                   <pic:blipFill>
-                    <a:blip r:embed="rId7"/>
+                    <a:blip r:embed="rId9"/>
                     <a:stretch>
                       <a:fillRect/>
                     </a:stretch>
@@ -880,7 +1328,9 @@
     </w:p>
     <w:p>
       <w:r>
-        <w:lastRenderedPageBreak/>
+        <w:rPr>
+          <w:noProof/>
+        </w:rPr>
         <w:drawing>
           <wp:inline distT="0" distB="0" distL="0" distR="0" wp14:anchorId="692DA2B5" wp14:editId="1B7FB9A4">
             <wp:extent cx="5731510" cy="3888740"/>
@@ -897,7 +1347,7 @@
                     <pic:cNvPicPr/>
                   </pic:nvPicPr>
                   <pic:blipFill>
-                    <a:blip r:embed="rId8"/>
+                    <a:blip r:embed="rId10"/>
                     <a:stretch>
                       <a:fillRect/>
                     </a:stretch>
@@ -925,6 +1375,10 @@
         </w:rPr>
       </w:pPr>
       <w:r>
+        <w:rPr>
+          <w:noProof/>
+        </w:rPr>
+        <w:lastRenderedPageBreak/>
         <w:drawing>
           <wp:inline distT="0" distB="0" distL="0" distR="0" wp14:anchorId="64D76E64" wp14:editId="579DB23B">
             <wp:extent cx="5731510" cy="2465705"/>
@@ -941,7 +1395,7 @@
                     <pic:cNvPicPr/>
                   </pic:nvPicPr>
                   <pic:blipFill>
-                    <a:blip r:embed="rId9"/>
+                    <a:blip r:embed="rId11"/>
                     <a:stretch>
                       <a:fillRect/>
                     </a:stretch>
